--- a/assets/resume/Praveen_S_Resume.docx
+++ b/assets/resume/Praveen_S_Resume.docx
@@ -67,7 +67,7 @@
         </w:rPr>
         <w:t xml:space="preserve">LinkedIn: </w:t>
       </w:r>
-      <w:hyperlink w:history="1" r:id="rIdybddjjgylkukeaey9ofxm">
+      <w:hyperlink w:history="1" r:id="rIdh1xdm-e3keguz0ysm69op">
         <w:r>
           <w:rPr>
             <w:rFonts w:ascii="Calibri" w:cs="Calibri" w:eastAsia="Calibri" w:hAnsi="Calibri"/>
@@ -99,7 +99,7 @@
         </w:rPr>
         <w:t xml:space="preserve">GitHub: </w:t>
       </w:r>
-      <w:hyperlink w:history="1" r:id="rId7aeks7jg-ertbccblzj_n">
+      <w:hyperlink w:history="1" r:id="rId8-lllyn2oyqkori2q2x8k">
         <w:r>
           <w:rPr>
             <w:rFonts w:ascii="Calibri" w:cs="Calibri" w:eastAsia="Calibri" w:hAnsi="Calibri"/>
@@ -128,7 +128,7 @@
         </w:rPr>
         <w:t xml:space="preserve">Portfolio: </w:t>
       </w:r>
-      <w:hyperlink w:history="1" r:id="rIdrhysakalam2kv-c7nmgda">
+      <w:hyperlink w:history="1" r:id="rIddgsy-gxofugg1ozmlgdgu">
         <w:r>
           <w:rPr>
             <w:rFonts w:ascii="Calibri" w:cs="Calibri" w:eastAsia="Calibri" w:hAnsi="Calibri"/>
@@ -137,7 +137,7 @@
             <w:szCs w:val="21"/>
             <w:u w:val="single"/>
           </w:rPr>
-          <w:t xml:space="preserve">praveenselvam-dev.github.io/praveen.dev</w:t>
+          <w:t xml:space="preserve">praveendev-one.vercel.app</w:t>
         </w:r>
       </w:hyperlink>
     </w:p>
